--- a/eso_la_aca.docx
+++ b/eso_la_aca.docx
@@ -10,7 +10,7 @@
         <w:t xml:space="preserve">Locally-Advanced Esophageal Adenocarcinoma</w:t>
       </w:r>
     </w:p>
-    <w:bookmarkStart w:id="20" w:name="intro-l-1"/>
+    <w:bookmarkStart w:id="9" w:name="intro-l-1"/>
     <w:p>
       <w:pPr>
         <w:pStyle w:val="Heading2"/>
@@ -45,8 +45,8 @@
         <w:t xml:space="preserve">Of course, there is no substitute for the expert opinions of your cancer care team.</w:t>
       </w:r>
     </w:p>
-    <w:bookmarkEnd w:id="20"/>
-    <w:bookmarkStart w:id="21" w:name="locally-advanced-esophageal-cancer-l-4."/>
+    <w:bookmarkEnd w:id="9"/>
+    <w:bookmarkStart w:id="10" w:name="locally-advanced-esophageal-cancer-l-4."/>
     <w:p>
       <w:pPr>
         <w:pStyle w:val="Heading2"/>
@@ -86,8 +86,8 @@
         <w:t xml:space="preserve">The topic of this video is locally-advanced adenocarcinoma of the esophagus and gastroephageal junction.</w:t>
       </w:r>
     </w:p>
-    <w:bookmarkEnd w:id="21"/>
-    <w:bookmarkStart w:id="22" w:name="Xc36b0a4643f61f9a094b9eb49d4a5150d556749"/>
+    <w:bookmarkEnd w:id="10"/>
+    <w:bookmarkStart w:id="11" w:name="Xc36b0a4643f61f9a094b9eb49d4a5150d556749"/>
     <w:p>
       <w:pPr>
         <w:pStyle w:val="Heading2"/>
@@ -117,8 +117,8 @@
         <w:t xml:space="preserve">We will consider cancers of the esophagus and gastro-esophageal junction together, as the treatment is similar</w:t>
       </w:r>
     </w:p>
-    <w:bookmarkEnd w:id="22"/>
-    <w:bookmarkStart w:id="23" w:name="Xccf2dc18f09e1596a1a5a2fa6316968d307e26e"/>
+    <w:bookmarkEnd w:id="11"/>
+    <w:bookmarkStart w:id="12" w:name="Xccf2dc18f09e1596a1a5a2fa6316968d307e26e"/>
     <w:p>
       <w:pPr>
         <w:pStyle w:val="Heading2"/>
@@ -135,8 +135,8 @@
         <w:t xml:space="preserve">The treatment recommended will depend upon the stage of the cancer. If you haven’t already, this may be a good time to view the video on Diagnosis and Staging.</w:t>
       </w:r>
     </w:p>
-    <w:bookmarkEnd w:id="23"/>
-    <w:bookmarkStart w:id="24" w:name="staging"/>
+    <w:bookmarkEnd w:id="12"/>
+    <w:bookmarkStart w:id="13" w:name="staging"/>
     <w:p>
       <w:pPr>
         <w:pStyle w:val="Heading2"/>
@@ -161,8 +161,8 @@
         <w:t xml:space="preserve">On the other hand, if the scans show signs of spread, this is considered M1.</w:t>
       </w:r>
     </w:p>
-    <w:bookmarkEnd w:id="24"/>
-    <w:bookmarkStart w:id="25" w:name="metastatic-disease-m1"/>
+    <w:bookmarkEnd w:id="13"/>
+    <w:bookmarkStart w:id="14" w:name="metastatic-disease-m1"/>
     <w:p>
       <w:pPr>
         <w:pStyle w:val="Heading2"/>
@@ -179,8 +179,8 @@
         <w:t xml:space="preserve">Patients with metastatic disease are best treated with chemotherapy and are generally not treated with surgery</w:t>
       </w:r>
     </w:p>
-    <w:bookmarkEnd w:id="25"/>
-    <w:bookmarkStart w:id="26" w:name="lcoally-advanced-esophageal-cancer-4"/>
+    <w:bookmarkEnd w:id="14"/>
+    <w:bookmarkStart w:id="15" w:name="lcoally-advanced-esophageal-cancer-4"/>
     <w:p>
       <w:pPr>
         <w:pStyle w:val="Heading2"/>
@@ -207,8 +207,8 @@
         <w:t xml:space="preserve">We will focus in this video on Locally-advanced Esophageal cancer</w:t>
       </w:r>
     </w:p>
-    <w:bookmarkEnd w:id="26"/>
-    <w:bookmarkStart w:id="27" w:name="X54a6b7a8bcf0318e5981cc7e156805bd14aceed"/>
+    <w:bookmarkEnd w:id="15"/>
+    <w:bookmarkStart w:id="16" w:name="X54a6b7a8bcf0318e5981cc7e156805bd14aceed"/>
     <w:p>
       <w:pPr>
         <w:pStyle w:val="Heading2"/>
@@ -233,8 +233,8 @@
         <w:t xml:space="preserve">If this terminology is not familiar to you, please refer to our video on Diagnosis and Staging. There is a link above and in the description below.</w:t>
       </w:r>
     </w:p>
-    <w:bookmarkEnd w:id="27"/>
-    <w:bookmarkStart w:id="28" w:name="locally-advanced-m0"/>
+    <w:bookmarkEnd w:id="16"/>
+    <w:bookmarkStart w:id="17" w:name="locally-advanced-m0"/>
     <w:p>
       <w:pPr>
         <w:pStyle w:val="Heading2"/>
@@ -251,8 +251,8 @@
         <w:t xml:space="preserve">Locally-advanced cancers are M0, which means there is no evidence of metastasis, or spread to other parts of the body.</w:t>
       </w:r>
     </w:p>
-    <w:bookmarkEnd w:id="28"/>
-    <w:bookmarkStart w:id="29" w:name="adenocarcinoma-vs-squamous-cell."/>
+    <w:bookmarkEnd w:id="17"/>
+    <w:bookmarkStart w:id="18" w:name="adenocarcinoma-vs-squamous-cell."/>
     <w:p>
       <w:pPr>
         <w:pStyle w:val="Heading2"/>
@@ -269,8 +269,8 @@
         <w:t xml:space="preserve">To make things a bit more complicated, there are two types of esophageal cancer: Adenocarcinoma and Squamous Cell Carcinoma. The treatment of there cancers is somewhat similar, but different enough that we have prepared a video to specifically address squamous cell carcinoma.</w:t>
       </w:r>
     </w:p>
-    <w:bookmarkEnd w:id="29"/>
-    <w:bookmarkStart w:id="30" w:name="types-of-esophageal-cancer"/>
+    <w:bookmarkEnd w:id="18"/>
+    <w:bookmarkStart w:id="19" w:name="types-of-esophageal-cancer"/>
     <w:p>
       <w:pPr>
         <w:pStyle w:val="Heading2"/>
@@ -297,266 +297,266 @@
         <w:t xml:space="preserve">adenocarcinoma</w:t>
       </w:r>
     </w:p>
+    <w:bookmarkEnd w:id="19"/>
+    <w:bookmarkStart w:id="20" w:name="why-not-just-cut-it-out"/>
+    <w:p>
+      <w:pPr>
+        <w:pStyle w:val="Heading2"/>
+      </w:pPr>
+      <w:r>
+        <w:t xml:space="preserve">12 Why not just Cut it out?</w:t>
+      </w:r>
+    </w:p>
+    <w:p>
+      <w:pPr>
+        <w:pStyle w:val="FirstParagraph"/>
+      </w:pPr>
+      <w:r>
+        <w:t xml:space="preserve">I am occasionally asked by patients why we don’t just remove esophageal cancer with surgery as the first treatment.</w:t>
+      </w:r>
+    </w:p>
+    <w:p>
+      <w:pPr>
+        <w:pStyle w:val="BodyText"/>
+      </w:pPr>
+      <w:r>
+        <w:t xml:space="preserve">The answer is a bit complex.</w:t>
+      </w:r>
+    </w:p>
+    <w:bookmarkEnd w:id="20"/>
+    <w:bookmarkStart w:id="21" w:name="section"/>
+    <w:p>
+      <w:pPr>
+        <w:pStyle w:val="Heading2"/>
+      </w:pPr>
+      <w:r>
+        <w:t xml:space="preserve">13</w:t>
+      </w:r>
+      <w:r>
+        <w:t xml:space="preserve"> </w:t>
+      </w:r>
+    </w:p>
+    <w:p>
+      <w:pPr>
+        <w:pStyle w:val="FirstParagraph"/>
+      </w:pPr>
+      <w:r>
+        <w:t xml:space="preserve">When a patient is diagnosed with cancer of the esophagus or gastroesophageal junction, it can look like the cancer is confined to the esophagus.</w:t>
+      </w:r>
+    </w:p>
+    <w:bookmarkEnd w:id="21"/>
+    <w:bookmarkStart w:id="22" w:name="esophageal-cancer-with-fingers"/>
+    <w:p>
+      <w:pPr>
+        <w:pStyle w:val="Heading2"/>
+      </w:pPr>
+      <w:r>
+        <w:t xml:space="preserve">14 &lt;esophageal cancer with</w:t>
+      </w:r>
+      <w:r>
+        <w:t xml:space="preserve"> </w:t>
+      </w:r>
+      <w:r>
+        <w:t xml:space="preserve">‘fingers’</w:t>
+      </w:r>
+      <w:r>
+        <w:t xml:space="preserve">&gt;</w:t>
+      </w:r>
+    </w:p>
+    <w:p>
+      <w:pPr>
+        <w:pStyle w:val="FirstParagraph"/>
+      </w:pPr>
+      <w:r>
+        <w:t xml:space="preserve">Sometimes, what we see from inside the esophagus is just the tip of the iceberg.</w:t>
+      </w:r>
+    </w:p>
+    <w:p>
+      <w:pPr>
+        <w:pStyle w:val="BodyText"/>
+      </w:pPr>
+      <w:r>
+        <w:t xml:space="preserve">There is frequently spread of cancer cells into the nearby tissue or lymph nodes</w:t>
+      </w:r>
+    </w:p>
+    <w:bookmarkEnd w:id="22"/>
+    <w:bookmarkStart w:id="23" w:name="section-1"/>
+    <w:p>
+      <w:pPr>
+        <w:pStyle w:val="Heading2"/>
+      </w:pPr>
+      <w:r>
+        <w:t xml:space="preserve">15</w:t>
+      </w:r>
+      <w:r>
+        <w:t xml:space="preserve"> </w:t>
+      </w:r>
+    </w:p>
+    <w:p>
+      <w:pPr>
+        <w:pStyle w:val="FirstParagraph"/>
+      </w:pPr>
+      <w:r>
+        <w:t xml:space="preserve">If surgery is performed as the only therapy for locally-advanced cancer,</w:t>
+      </w:r>
+    </w:p>
+    <w:bookmarkEnd w:id="23"/>
+    <w:bookmarkStart w:id="24" w:name="section-2"/>
+    <w:p>
+      <w:pPr>
+        <w:pStyle w:val="Heading2"/>
+      </w:pPr>
+      <w:r>
+        <w:t xml:space="preserve">16</w:t>
+      </w:r>
+      <w:r>
+        <w:t xml:space="preserve"> </w:t>
+      </w:r>
+    </w:p>
+    <w:p>
+      <w:pPr>
+        <w:pStyle w:val="FirstParagraph"/>
+      </w:pPr>
+      <w:r>
+        <w:t xml:space="preserve">there is a risk that cancer cells can be left behind</w:t>
+      </w:r>
+    </w:p>
+    <w:bookmarkEnd w:id="24"/>
+    <w:bookmarkStart w:id="25" w:name="locally-advanced"/>
+    <w:p>
+      <w:pPr>
+        <w:pStyle w:val="Heading2"/>
+      </w:pPr>
+      <w:r>
+        <w:t xml:space="preserve">17 Locally Advanced</w:t>
+      </w:r>
+    </w:p>
+    <w:p>
+      <w:pPr>
+        <w:pStyle w:val="FirstParagraph"/>
+      </w:pPr>
+      <w:r>
+        <w:t xml:space="preserve">Preoperative therapy is administered before surgery And is designed to shrink the tumor</w:t>
+      </w:r>
+    </w:p>
+    <w:bookmarkEnd w:id="25"/>
+    <w:bookmarkStart w:id="26" w:name="locally-advanced-1"/>
+    <w:p>
+      <w:pPr>
+        <w:pStyle w:val="Heading2"/>
+      </w:pPr>
+      <w:r>
+        <w:t xml:space="preserve">18 Locally Advanced</w:t>
+      </w:r>
+    </w:p>
+    <w:p>
+      <w:pPr>
+        <w:pStyle w:val="FirstParagraph"/>
+      </w:pPr>
+      <w:r>
+        <w:t xml:space="preserve">and kill cancer cells in the surrounding area</w:t>
+      </w:r>
+    </w:p>
+    <w:p>
+      <w:pPr>
+        <w:pStyle w:val="BodyText"/>
+      </w:pPr>
+      <w:r>
+        <w:t xml:space="preserve">This therapy typically involves chemotherapy</w:t>
+      </w:r>
+    </w:p>
+    <w:bookmarkEnd w:id="26"/>
+    <w:bookmarkStart w:id="27" w:name="locally-advanced-2"/>
+    <w:p>
+      <w:pPr>
+        <w:pStyle w:val="Heading2"/>
+      </w:pPr>
+      <w:r>
+        <w:t xml:space="preserve">19 Locally Advanced</w:t>
+      </w:r>
+    </w:p>
+    <w:p>
+      <w:pPr>
+        <w:pStyle w:val="FirstParagraph"/>
+      </w:pPr>
+      <w:r>
+        <w:t xml:space="preserve">and may involve radiation</w:t>
+      </w:r>
+    </w:p>
+    <w:bookmarkEnd w:id="27"/>
+    <w:bookmarkStart w:id="28" w:name="locally-advanced-3"/>
+    <w:p>
+      <w:pPr>
+        <w:pStyle w:val="Heading2"/>
+      </w:pPr>
+      <w:r>
+        <w:t xml:space="preserve">20 Locally Advanced</w:t>
+      </w:r>
+    </w:p>
+    <w:p>
+      <w:pPr>
+        <w:pStyle w:val="FirstParagraph"/>
+      </w:pPr>
+      <w:r>
+        <w:t xml:space="preserve">The overall goal is shrinking the tumor and killing nearby cancer cells, to make the surgery more effective</w:t>
+      </w:r>
+    </w:p>
+    <w:bookmarkEnd w:id="28"/>
+    <w:bookmarkStart w:id="29" w:name="surgery"/>
+    <w:p>
+      <w:pPr>
+        <w:pStyle w:val="Heading2"/>
+      </w:pPr>
+      <w:r>
+        <w:t xml:space="preserve">21 Surgery</w:t>
+      </w:r>
+    </w:p>
+    <w:p>
+      <w:pPr>
+        <w:pStyle w:val="FirstParagraph"/>
+      </w:pPr>
+      <w:r>
+        <w:t xml:space="preserve">After preoperative therapy has shrunk the tumor and any other cancer cells, surgery can be performed</w:t>
+      </w:r>
+    </w:p>
+    <w:bookmarkEnd w:id="29"/>
+    <w:bookmarkStart w:id="30" w:name="post-surgery"/>
+    <w:p>
+      <w:pPr>
+        <w:pStyle w:val="Heading2"/>
+      </w:pPr>
+      <w:r>
+        <w:t xml:space="preserve">22 Post Surgery</w:t>
+      </w:r>
+    </w:p>
+    <w:p>
+      <w:pPr>
+        <w:pStyle w:val="FirstParagraph"/>
+      </w:pPr>
+      <w:r>
+        <w:t xml:space="preserve">Preoperative therapy combined with surgery offers the best chance to remove all of the cancer, without leaving any behind</w:t>
+      </w:r>
+    </w:p>
     <w:bookmarkEnd w:id="30"/>
-    <w:bookmarkStart w:id="31" w:name="why-not-just-cut-it-out"/>
-    <w:p>
-      <w:pPr>
-        <w:pStyle w:val="Heading2"/>
-      </w:pPr>
-      <w:r>
-        <w:t xml:space="preserve">12 Why not just Cut it out?</w:t>
-      </w:r>
-    </w:p>
-    <w:p>
-      <w:pPr>
-        <w:pStyle w:val="FirstParagraph"/>
-      </w:pPr>
-      <w:r>
-        <w:t xml:space="preserve">I am occasionally asked by patients why we don’t just remove esophageal cancer with surgery as the first treatment.</w:t>
-      </w:r>
-    </w:p>
-    <w:p>
-      <w:pPr>
-        <w:pStyle w:val="BodyText"/>
-      </w:pPr>
-      <w:r>
-        <w:t xml:space="preserve">The answer is a bit complex.</w:t>
+    <w:bookmarkStart w:id="31" w:name="post-surgery-and-reconstruction"/>
+    <w:p>
+      <w:pPr>
+        <w:pStyle w:val="Heading2"/>
+      </w:pPr>
+      <w:r>
+        <w:t xml:space="preserve">23 Post Surgery and Reconstruction</w:t>
+      </w:r>
+    </w:p>
+    <w:p>
+      <w:pPr>
+        <w:pStyle w:val="FirstParagraph"/>
+      </w:pPr>
+      <w:r>
+        <w:t xml:space="preserve">…without leaving any cancer cells behind</w:t>
       </w:r>
     </w:p>
     <w:bookmarkEnd w:id="31"/>
-    <w:bookmarkStart w:id="32" w:name="section"/>
-    <w:p>
-      <w:pPr>
-        <w:pStyle w:val="Heading2"/>
-      </w:pPr>
-      <w:r>
-        <w:t xml:space="preserve">13</w:t>
-      </w:r>
-      <w:r>
-        <w:t xml:space="preserve"> </w:t>
-      </w:r>
-    </w:p>
-    <w:p>
-      <w:pPr>
-        <w:pStyle w:val="FirstParagraph"/>
-      </w:pPr>
-      <w:r>
-        <w:t xml:space="preserve">When a patient is diagnosed with cancer of the esophagus or gastroesophageal junction, it can look like the cancer is confined to the esophagus.</w:t>
-      </w:r>
-    </w:p>
-    <w:bookmarkEnd w:id="32"/>
-    <w:bookmarkStart w:id="33" w:name="esophageal-cancer-with-fingers"/>
-    <w:p>
-      <w:pPr>
-        <w:pStyle w:val="Heading2"/>
-      </w:pPr>
-      <w:r>
-        <w:t xml:space="preserve">14 &lt;esophageal cancer with</w:t>
-      </w:r>
-      <w:r>
-        <w:t xml:space="preserve"> </w:t>
-      </w:r>
-      <w:r>
-        <w:t xml:space="preserve">‘fingers’</w:t>
-      </w:r>
-      <w:r>
-        <w:t xml:space="preserve">&gt;</w:t>
-      </w:r>
-    </w:p>
-    <w:p>
-      <w:pPr>
-        <w:pStyle w:val="FirstParagraph"/>
-      </w:pPr>
-      <w:r>
-        <w:t xml:space="preserve">Sometimes, what we see from inside the esophagus is just the tip of the iceberg.</w:t>
-      </w:r>
-    </w:p>
-    <w:p>
-      <w:pPr>
-        <w:pStyle w:val="BodyText"/>
-      </w:pPr>
-      <w:r>
-        <w:t xml:space="preserve">There is frequently spread of cancer cells into the nearby tissue or lymph nodes</w:t>
-      </w:r>
-    </w:p>
-    <w:bookmarkEnd w:id="33"/>
-    <w:bookmarkStart w:id="34" w:name="section-1"/>
-    <w:p>
-      <w:pPr>
-        <w:pStyle w:val="Heading2"/>
-      </w:pPr>
-      <w:r>
-        <w:t xml:space="preserve">15</w:t>
-      </w:r>
-      <w:r>
-        <w:t xml:space="preserve"> </w:t>
-      </w:r>
-    </w:p>
-    <w:p>
-      <w:pPr>
-        <w:pStyle w:val="FirstParagraph"/>
-      </w:pPr>
-      <w:r>
-        <w:t xml:space="preserve">If surgery is performed as the only therapy for locally-advanced cancer,</w:t>
-      </w:r>
-    </w:p>
-    <w:bookmarkEnd w:id="34"/>
-    <w:bookmarkStart w:id="35" w:name="section-2"/>
-    <w:p>
-      <w:pPr>
-        <w:pStyle w:val="Heading2"/>
-      </w:pPr>
-      <w:r>
-        <w:t xml:space="preserve">16</w:t>
-      </w:r>
-      <w:r>
-        <w:t xml:space="preserve"> </w:t>
-      </w:r>
-    </w:p>
-    <w:p>
-      <w:pPr>
-        <w:pStyle w:val="FirstParagraph"/>
-      </w:pPr>
-      <w:r>
-        <w:t xml:space="preserve">there is a risk that cancer cells can be left behind</w:t>
-      </w:r>
-    </w:p>
-    <w:bookmarkEnd w:id="35"/>
-    <w:bookmarkStart w:id="36" w:name="locally-advanced"/>
-    <w:p>
-      <w:pPr>
-        <w:pStyle w:val="Heading2"/>
-      </w:pPr>
-      <w:r>
-        <w:t xml:space="preserve">17 Locally Advanced</w:t>
-      </w:r>
-    </w:p>
-    <w:p>
-      <w:pPr>
-        <w:pStyle w:val="FirstParagraph"/>
-      </w:pPr>
-      <w:r>
-        <w:t xml:space="preserve">Preoperative therapy is administered before surgery And is designed to shrink the tumor</w:t>
-      </w:r>
-    </w:p>
-    <w:bookmarkEnd w:id="36"/>
-    <w:bookmarkStart w:id="37" w:name="locally-advanced-1"/>
-    <w:p>
-      <w:pPr>
-        <w:pStyle w:val="Heading2"/>
-      </w:pPr>
-      <w:r>
-        <w:t xml:space="preserve">18 Locally Advanced</w:t>
-      </w:r>
-    </w:p>
-    <w:p>
-      <w:pPr>
-        <w:pStyle w:val="FirstParagraph"/>
-      </w:pPr>
-      <w:r>
-        <w:t xml:space="preserve">and kill cancer cells in the surrounding area</w:t>
-      </w:r>
-    </w:p>
-    <w:p>
-      <w:pPr>
-        <w:pStyle w:val="BodyText"/>
-      </w:pPr>
-      <w:r>
-        <w:t xml:space="preserve">This therapy typically involves chemotherapy</w:t>
-      </w:r>
-    </w:p>
-    <w:bookmarkEnd w:id="37"/>
-    <w:bookmarkStart w:id="38" w:name="locally-advanced-2"/>
-    <w:p>
-      <w:pPr>
-        <w:pStyle w:val="Heading2"/>
-      </w:pPr>
-      <w:r>
-        <w:t xml:space="preserve">19 Locally Advanced</w:t>
-      </w:r>
-    </w:p>
-    <w:p>
-      <w:pPr>
-        <w:pStyle w:val="FirstParagraph"/>
-      </w:pPr>
-      <w:r>
-        <w:t xml:space="preserve">and may involve radiation</w:t>
-      </w:r>
-    </w:p>
-    <w:bookmarkEnd w:id="38"/>
-    <w:bookmarkStart w:id="39" w:name="locally-advanced-3"/>
-    <w:p>
-      <w:pPr>
-        <w:pStyle w:val="Heading2"/>
-      </w:pPr>
-      <w:r>
-        <w:t xml:space="preserve">20 Locally Advanced</w:t>
-      </w:r>
-    </w:p>
-    <w:p>
-      <w:pPr>
-        <w:pStyle w:val="FirstParagraph"/>
-      </w:pPr>
-      <w:r>
-        <w:t xml:space="preserve">The overall goal is shrinking the tumor and killing nearby cancer cells, to make the surgery more effective</w:t>
-      </w:r>
-    </w:p>
-    <w:bookmarkEnd w:id="39"/>
-    <w:bookmarkStart w:id="40" w:name="surgery"/>
-    <w:p>
-      <w:pPr>
-        <w:pStyle w:val="Heading2"/>
-      </w:pPr>
-      <w:r>
-        <w:t xml:space="preserve">21 Surgery</w:t>
-      </w:r>
-    </w:p>
-    <w:p>
-      <w:pPr>
-        <w:pStyle w:val="FirstParagraph"/>
-      </w:pPr>
-      <w:r>
-        <w:t xml:space="preserve">After preoperative therapy has shrunk the tumor and any other cancer cells, surgery can be performed</w:t>
-      </w:r>
-    </w:p>
-    <w:bookmarkEnd w:id="40"/>
-    <w:bookmarkStart w:id="41" w:name="post-surgery"/>
-    <w:p>
-      <w:pPr>
-        <w:pStyle w:val="Heading2"/>
-      </w:pPr>
-      <w:r>
-        <w:t xml:space="preserve">22 Post Surgery</w:t>
-      </w:r>
-    </w:p>
-    <w:p>
-      <w:pPr>
-        <w:pStyle w:val="FirstParagraph"/>
-      </w:pPr>
-      <w:r>
-        <w:t xml:space="preserve">Preoperative therapy combined with surgery offers the best chance to remove all of the cancer, without leaving any behind</w:t>
-      </w:r>
-    </w:p>
-    <w:bookmarkEnd w:id="41"/>
-    <w:bookmarkStart w:id="42" w:name="post-surgery-and-reconstruction"/>
-    <w:p>
-      <w:pPr>
-        <w:pStyle w:val="Heading2"/>
-      </w:pPr>
-      <w:r>
-        <w:t xml:space="preserve">23 Post Surgery and Reconstruction</w:t>
-      </w:r>
-    </w:p>
-    <w:p>
-      <w:pPr>
-        <w:pStyle w:val="FirstParagraph"/>
-      </w:pPr>
-      <w:r>
-        <w:t xml:space="preserve">…without leaving any cancer cells behind</w:t>
-      </w:r>
-    </w:p>
-    <w:bookmarkEnd w:id="42"/>
-    <w:bookmarkStart w:id="43" w:name="preoperative-therapy-4"/>
+    <w:bookmarkStart w:id="32" w:name="preoperative-therapy-4"/>
     <w:p>
       <w:pPr>
         <w:pStyle w:val="Heading2"/>
@@ -619,8 +619,8 @@
         <w:t xml:space="preserve">Leads to better cancer control than surgery alone</w:t>
       </w:r>
     </w:p>
-    <w:bookmarkEnd w:id="43"/>
-    <w:bookmarkStart w:id="44" w:name="neoadjuvant"/>
+    <w:bookmarkEnd w:id="32"/>
+    <w:bookmarkStart w:id="33" w:name="neoadjuvant"/>
     <w:p>
       <w:pPr>
         <w:pStyle w:val="Heading2"/>
@@ -643,8 +643,8 @@
         <w:t xml:space="preserve">“neoadjuvant therapy”</w:t>
       </w:r>
     </w:p>
-    <w:bookmarkEnd w:id="44"/>
-    <w:bookmarkStart w:id="45" w:name="preop-therapy"/>
+    <w:bookmarkEnd w:id="33"/>
+    <w:bookmarkStart w:id="34" w:name="preop-therapy"/>
     <w:p>
       <w:pPr>
         <w:pStyle w:val="Heading2"/>
@@ -669,8 +669,8 @@
         <w:t xml:space="preserve">One uses chemotherapy and radiation together, followed by surgery</w:t>
       </w:r>
     </w:p>
-    <w:bookmarkEnd w:id="45"/>
-    <w:bookmarkStart w:id="46" w:name="preop-therapy-1"/>
+    <w:bookmarkEnd w:id="34"/>
+    <w:bookmarkStart w:id="35" w:name="preop-therapy-1"/>
     <w:p>
       <w:pPr>
         <w:pStyle w:val="Heading2"/>
@@ -687,8 +687,8 @@
         <w:t xml:space="preserve">The other uses chemotherapy before and after surgery, without radiation therapy</w:t>
       </w:r>
     </w:p>
-    <w:bookmarkEnd w:id="46"/>
-    <w:bookmarkStart w:id="47" w:name="chemotherapy-radiation---surgery"/>
+    <w:bookmarkEnd w:id="35"/>
+    <w:bookmarkStart w:id="36" w:name="chemotherapy-radiation---surgery"/>
     <w:p>
       <w:pPr>
         <w:pStyle w:val="Heading2"/>
@@ -749,8 +749,8 @@
         <w:t xml:space="preserve">treatment regimen</w:t>
       </w:r>
     </w:p>
-    <w:bookmarkEnd w:id="47"/>
-    <w:bookmarkStart w:id="48" w:name="chemotherapy-radiation---surgery-1"/>
+    <w:bookmarkEnd w:id="36"/>
+    <w:bookmarkStart w:id="37" w:name="chemotherapy-radiation---surgery-1"/>
     <w:p>
       <w:pPr>
         <w:pStyle w:val="Heading2"/>
@@ -791,8 +791,8 @@
         <w:t xml:space="preserve">Low blood counts are also uncommon, and occur in about 7% of cases</w:t>
       </w:r>
     </w:p>
-    <w:bookmarkEnd w:id="48"/>
-    <w:bookmarkStart w:id="49" w:name="esophagitis"/>
+    <w:bookmarkEnd w:id="37"/>
+    <w:bookmarkStart w:id="38" w:name="esophagitis"/>
     <w:p>
       <w:pPr>
         <w:pStyle w:val="Heading2"/>
@@ -825,8 +825,8 @@
         <w:t xml:space="preserve">The good news is that this is temporarily and usually resolves within 2 or 3 weeks after the radiation is completed.</w:t>
       </w:r>
     </w:p>
-    <w:bookmarkEnd w:id="49"/>
-    <w:bookmarkStart w:id="50" w:name="esophagitis-1"/>
+    <w:bookmarkEnd w:id="38"/>
+    <w:bookmarkStart w:id="39" w:name="esophagitis-1"/>
     <w:p>
       <w:pPr>
         <w:pStyle w:val="Heading2"/>
@@ -843,8 +843,8 @@
         <w:t xml:space="preserve">What this may mean, however, is placement of a temporary feedindg tube may be needed.</w:t>
       </w:r>
     </w:p>
-    <w:bookmarkEnd w:id="50"/>
-    <w:bookmarkStart w:id="51" w:name="esophagitis-2"/>
+    <w:bookmarkEnd w:id="39"/>
+    <w:bookmarkStart w:id="40" w:name="esophagitis-2"/>
     <w:p>
       <w:pPr>
         <w:pStyle w:val="Heading2"/>
@@ -861,8 +861,8 @@
         <w:t xml:space="preserve">If a feeding tube is necessary, it can usually be removed by 3 weeks after the end of radiation.</w:t>
       </w:r>
     </w:p>
-    <w:bookmarkEnd w:id="51"/>
-    <w:bookmarkStart w:id="52" w:name="chemo-radiation---surgery-2"/>
+    <w:bookmarkEnd w:id="40"/>
+    <w:bookmarkStart w:id="41" w:name="chemo-radiation---surgery-2"/>
     <w:p>
       <w:pPr>
         <w:pStyle w:val="Heading2"/>
@@ -897,8 +897,8 @@
         <w:t xml:space="preserve">Surgery is typically performed 6-8 weeks after the end of radiation, as soon as patients have recovered.</w:t>
       </w:r>
     </w:p>
-    <w:bookmarkEnd w:id="52"/>
-    <w:bookmarkStart w:id="53" w:name="adenocarcinoma-preoperative-therapy-4"/>
+    <w:bookmarkEnd w:id="41"/>
+    <w:bookmarkStart w:id="42" w:name="adenocarcinoma-preoperative-therapy-4"/>
     <w:p>
       <w:pPr>
         <w:pStyle w:val="Heading2"/>
@@ -949,8 +949,8 @@
         <w:t xml:space="preserve">Followed by chemotherapy every other week for another 4 doses</w:t>
       </w:r>
     </w:p>
-    <w:bookmarkEnd w:id="53"/>
-    <w:bookmarkStart w:id="54" w:name="chemo---surgery---chemo"/>
+    <w:bookmarkEnd w:id="42"/>
+    <w:bookmarkStart w:id="43" w:name="chemo---surgery---chemo"/>
     <w:p>
       <w:pPr>
         <w:pStyle w:val="Heading2"/>
@@ -983,8 +983,8 @@
         <w:t xml:space="preserve">Chemotherapy is again administered intravenously every other week for 4 more doses over 8 weeks</w:t>
       </w:r>
     </w:p>
-    <w:bookmarkEnd w:id="54"/>
-    <w:bookmarkStart w:id="55" w:name="chemotherapy-options"/>
+    <w:bookmarkEnd w:id="43"/>
+    <w:bookmarkStart w:id="44" w:name="chemotherapy-options"/>
     <w:p>
       <w:pPr>
         <w:pStyle w:val="Heading2"/>
@@ -1029,8 +1029,8 @@
         <w:t xml:space="preserve">FOLFOX consists of three drugs</w:t>
       </w:r>
     </w:p>
-    <w:bookmarkEnd w:id="55"/>
-    <w:bookmarkStart w:id="56" w:name="chemotherapy-options-1"/>
+    <w:bookmarkEnd w:id="44"/>
+    <w:bookmarkStart w:id="45" w:name="chemotherapy-options-1"/>
     <w:p>
       <w:pPr>
         <w:pStyle w:val="Heading2"/>
@@ -1047,8 +1047,8 @@
         <w:t xml:space="preserve">As you might expect, FLOT is more effective against cancer, while FOLFOX has fewer side effects</w:t>
       </w:r>
     </w:p>
-    <w:bookmarkEnd w:id="56"/>
-    <w:bookmarkStart w:id="57" w:name="durvalumab-immunotherapy."/>
+    <w:bookmarkEnd w:id="45"/>
+    <w:bookmarkStart w:id="46" w:name="durvalumab-immunotherapy."/>
     <w:p>
       <w:pPr>
         <w:pStyle w:val="Heading2"/>
@@ -1081,8 +1081,8 @@
         <w:t xml:space="preserve">Durvalumab is typically given along with FLOT chemotherapy, followed by monthly doses</w:t>
       </w:r>
     </w:p>
-    <w:bookmarkEnd w:id="57"/>
-    <w:bookmarkStart w:id="58" w:name="chemo---surgery---chemo-2"/>
+    <w:bookmarkEnd w:id="46"/>
+    <w:bookmarkStart w:id="47" w:name="chemo---surgery---chemo-2"/>
     <w:p>
       <w:pPr>
         <w:pStyle w:val="Heading2"/>
@@ -1109,8 +1109,8 @@
         <w:t xml:space="preserve">To summarize, the chemotherapy strategy calls for 4 doses of chemotherapy before surgery, and an additional 4 doses of chemotherapy afterwards.</w:t>
       </w:r>
     </w:p>
-    <w:bookmarkEnd w:id="58"/>
-    <w:bookmarkStart w:id="59" w:name="preoperative-therapy-4-1"/>
+    <w:bookmarkEnd w:id="47"/>
+    <w:bookmarkStart w:id="48" w:name="preoperative-therapy-4-1"/>
     <w:p>
       <w:pPr>
         <w:pStyle w:val="Heading2"/>
@@ -1161,8 +1161,8 @@
         <w:t xml:space="preserve">Due to radiation esophagitis, a feeding tube is a little more likely to be needed with chemotherapy and radiation</w:t>
       </w:r>
     </w:p>
-    <w:bookmarkEnd w:id="59"/>
-    <w:bookmarkStart w:id="60" w:name="chemort-vs-chemo"/>
+    <w:bookmarkEnd w:id="48"/>
+    <w:bookmarkStart w:id="49" w:name="chemort-vs-chemo"/>
     <w:p>
       <w:pPr>
         <w:pStyle w:val="Heading2"/>
@@ -1195,8 +1195,8 @@
         <w:t xml:space="preserve">While chemotherapy and radiation is recommended for patients who may have difficulty tolerating FLOT</w:t>
       </w:r>
     </w:p>
-    <w:bookmarkEnd w:id="60"/>
-    <w:bookmarkStart w:id="61" w:name="preparing-for-preoperative-therapy-42"/>
+    <w:bookmarkEnd w:id="49"/>
+    <w:bookmarkStart w:id="50" w:name="preparing-for-preoperative-therapy-42"/>
     <w:p>
       <w:pPr>
         <w:pStyle w:val="Heading2"/>
@@ -1229,8 +1229,8 @@
         <w:t xml:space="preserve">If you need any dental work done, it’s important to check with your dentist about removing any potential source of infection</w:t>
       </w:r>
     </w:p>
-    <w:bookmarkEnd w:id="61"/>
-    <w:bookmarkStart w:id="62" w:name="preparing-for-preoperative-therapy--43"/>
+    <w:bookmarkEnd w:id="50"/>
+    <w:bookmarkStart w:id="51" w:name="preparing-for-preoperative-therapy--43"/>
     <w:p>
       <w:pPr>
         <w:pStyle w:val="Heading2"/>
@@ -1255,8 +1255,8 @@
         <w:t xml:space="preserve">A central venous port is frequently needed for chemotherapy administration</w:t>
       </w:r>
     </w:p>
-    <w:bookmarkEnd w:id="62"/>
-    <w:bookmarkStart w:id="63" w:name="wrap-up-1"/>
+    <w:bookmarkEnd w:id="51"/>
+    <w:bookmarkStart w:id="52" w:name="wrap-up-1"/>
     <w:p>
       <w:pPr>
         <w:pStyle w:val="Heading2"/>
@@ -1307,7 +1307,7 @@
         <w:t xml:space="preserve">We’re constantly creating new videos, so please subscribe to be notified of new videos when we post them.</w:t>
       </w:r>
     </w:p>
-    <w:bookmarkEnd w:id="63"/>
+    <w:bookmarkEnd w:id="52"/>
     <w:sectPr>
       <w:footnotePr>
         <w:numRestart w:val="eachSect"/>
@@ -1535,10 +1535,10 @@
   <w:docDefaults>
     <w:rPrDefault>
       <w:rPr>
-        <w:rFonts w:asciiTheme="minorHAnsi" w:cstheme="minorBidi" w:eastAsiaTheme="minorHAnsi" w:hAnsiTheme="minorHAnsi"/>
+        <w:rFonts w:asciiTheme="minorHAnsi" w:cstheme="minorBidi" w:eastAsiaTheme="minorEastAsia" w:hAnsiTheme="minorHAnsi"/>
         <w:sz w:val="24"/>
         <w:szCs w:val="24"/>
-        <w:lang w:bidi="ar-SA" w:eastAsia="en-US" w:val="en-US"/>
+        <w:lang w:bidi="ar-SA" w:eastAsia="zh-CN" w:val="en-US"/>
       </w:rPr>
     </w:rPrDefault>
     <w:pPrDefault>
@@ -2079,13 +2079,6 @@
       </w:tblCellMar>
     </w:tblPr>
     <w:tblStylePr w:type="firstRow">
-      <w:tblPr>
-        <w:jc w:val="left"/>
-        <w:tblInd w:type="dxa" w:w="0"/>
-      </w:tblPr>
-      <w:trPr>
-        <w:jc w:val="left"/>
-      </w:trPr>
       <w:tcPr>
         <w:tcBorders>
           <w:bottom w:val="single"/>
